--- a/articles/finished/MoNeoPhapQuyen-en.docx
+++ b/articles/finished/MoNeoPhapQuyen-en.docx
@@ -52,7 +52,13 @@
       </w:r>
       <w:proofErr w:type="spellEnd"/>
       <w:r>
-        <w:t xml:space="preserve"> Nguyen's Academic Network, Vietnam</w:t>
+        <w:t xml:space="preserve"> Nguyen</w:t>
+      </w:r>
+      <w:r>
+        <w:t>’</w:t>
+      </w:r>
+      <w:r>
+        <w:t>s Academic Network, Vietnam</w:t>
       </w:r>
     </w:p>
     <w:p>
@@ -69,6 +75,132 @@
       </w:pPr>
       <w:r>
         <w:t>Homepage: www.locnguyen.net</w:t>
+      </w:r>
+    </w:p>
+    <w:p/>
+    <w:p>
+      <w:pPr>
+        <w:rPr>
+          <w:b/>
+          <w:sz w:val="28"/>
+          <w:szCs w:val="28"/>
+        </w:rPr>
+      </w:pPr>
+      <w:r>
+        <w:rPr>
+          <w:b/>
+          <w:sz w:val="28"/>
+          <w:szCs w:val="28"/>
+        </w:rPr>
+        <w:t>Abstract</w:t>
+      </w:r>
+    </w:p>
+    <w:p>
+      <w:r>
+        <w:t xml:space="preserve">This study systematizes and </w:t>
+      </w:r>
+      <w:r>
+        <w:t>proves</w:t>
+      </w:r>
+      <w:r>
+        <w:t xml:space="preserve"> the justification of existence as the anchor of </w:t>
+      </w:r>
+      <w:r>
+        <w:t>Hegel’s philosophy of law</w:t>
+      </w:r>
+      <w:r>
+        <w:t xml:space="preserve">, </w:t>
+      </w:r>
+      <w:r>
+        <w:t>implying</w:t>
+      </w:r>
+      <w:r>
+        <w:t xml:space="preserve"> </w:t>
+      </w:r>
+      <w:r>
+        <w:t xml:space="preserve">the </w:t>
+      </w:r>
+      <w:r>
+        <w:t xml:space="preserve">fundamental </w:t>
+      </w:r>
+      <w:r>
+        <w:t xml:space="preserve">proposition </w:t>
+      </w:r>
+      <w:r>
+        <w:t>“</w:t>
+      </w:r>
+      <w:r>
+        <w:t>W</w:t>
+      </w:r>
+      <w:r>
+        <w:t>hat is rational is real and what is real is rational</w:t>
+      </w:r>
+      <w:r>
+        <w:t xml:space="preserve">”, possibly being the </w:t>
+      </w:r>
+      <w:r>
+        <w:t xml:space="preserve">bridge between </w:t>
+      </w:r>
+      <w:r>
+        <w:t>“</w:t>
+      </w:r>
+      <w:r>
+        <w:t>mapping the natural world to the spiritual world while preserving its natural character</w:t>
+      </w:r>
+      <w:r>
+        <w:t>”</w:t>
+      </w:r>
+      <w:r>
+        <w:t xml:space="preserve"> and </w:t>
+      </w:r>
+      <w:r>
+        <w:t>“</w:t>
+      </w:r>
+      <w:r>
+        <w:t>the Theory of Ideas is unifying Matter and Consciousness</w:t>
+      </w:r>
+      <w:r>
+        <w:t>”.</w:t>
+      </w:r>
+      <w:bookmarkStart w:id="0" w:name="_GoBack"/>
+      <w:bookmarkEnd w:id="0"/>
+    </w:p>
+    <w:p>
+      <w:r>
+        <w:rPr>
+          <w:b/>
+        </w:rPr>
+        <w:t>Keywords:</w:t>
+      </w:r>
+      <w:r>
+        <w:t xml:space="preserve"> </w:t>
+      </w:r>
+      <w:r>
+        <w:t>Hegel’s philosophy of law</w:t>
+      </w:r>
+      <w:r>
+        <w:t xml:space="preserve">, </w:t>
+      </w:r>
+      <w:r>
+        <w:t>the Theory of Ideas</w:t>
+      </w:r>
+      <w:r>
+        <w:t>,</w:t>
+      </w:r>
+      <w:r>
+        <w:rPr>
+          <w:i/>
+        </w:rPr>
+        <w:t xml:space="preserve"> </w:t>
+      </w:r>
+      <w:r>
+        <w:t>r</w:t>
+      </w:r>
+      <w:r>
+        <w:t>ationality</w:t>
+      </w:r>
+      <w:r>
+        <w:t>.</w:t>
       </w:r>
     </w:p>
     <w:p/>
@@ -552,10 +684,7 @@
         <w:t xml:space="preserve"> a natural </w:t>
       </w:r>
       <w:r>
-        <w:t>essence</w:t>
-      </w:r>
-      <w:r>
-        <w:t xml:space="preserve"> </w:t>
+        <w:t xml:space="preserve">essence </w:t>
       </w:r>
       <w:r>
         <w:t>like all natural phenomena. At this time:</w:t>
@@ -622,7 +751,6 @@
     </w:p>
     <w:p>
       <w:r>
-        <w:lastRenderedPageBreak/>
         <w:t>“</w:t>
       </w:r>
       <w:r>
@@ -661,13 +789,7 @@
         <w:rPr>
           <w:i/>
         </w:rPr>
-        <w:t>the second natural world</w:t>
-      </w:r>
-      <w:r>
-        <w:rPr>
-          <w:i/>
-        </w:rPr>
-        <w:t xml:space="preserve"> </w:t>
+        <w:t xml:space="preserve">the second natural world </w:t>
       </w:r>
       <w:r>
         <w:rPr>
@@ -952,21 +1074,249 @@
         <w:rPr>
           <w:i/>
         </w:rPr>
+        <w:t xml:space="preserve"> justification</w:t>
+      </w:r>
+      <w:r>
+        <w:rPr>
+          <w:i/>
+        </w:rPr>
+        <w:t>)</w:t>
+      </w:r>
+      <w:r>
+        <w:t>”</w:t>
+      </w:r>
+      <w:r>
+        <w:t>.</w:t>
+      </w:r>
+    </w:p>
+    <w:p/>
+    <w:p>
+      <w:r>
+        <w:t>Accordingly:</w:t>
+      </w:r>
+    </w:p>
+    <w:p>
+      <w:r>
+        <w:rPr>
+          <w:i/>
+        </w:rPr>
+        <w:t>“Existence</w:t>
+      </w:r>
+      <w:r>
+        <w:rPr>
+          <w:i/>
+        </w:rPr>
+        <w:t xml:space="preserve"> justification is the justification for existence, the reason</w:t>
+      </w:r>
+      <w:r>
+        <w:rPr>
+          <w:i/>
+        </w:rPr>
+        <w:t>ing</w:t>
+      </w:r>
+      <w:r>
+        <w:rPr>
+          <w:i/>
+        </w:rPr>
+        <w:t xml:space="preserve"> for existence, the reason for existence, the struggle for existence, the purpose of existence of an entity, the desire for existence of an entity. F</w:t>
+      </w:r>
+      <w:r>
+        <w:rPr>
+          <w:i/>
+        </w:rPr>
+        <w:t>urthermore, although existence</w:t>
+      </w:r>
+      <w:r>
+        <w:rPr>
+          <w:i/>
+        </w:rPr>
+        <w:t xml:space="preserve"> justification is considered as willpower, it can also be considered as the </w:t>
+      </w:r>
+      <w:r>
+        <w:rPr>
+          <w:i/>
+        </w:rPr>
+        <w:t xml:space="preserve">motivation or </w:t>
+      </w:r>
+      <w:r>
+        <w:rPr>
+          <w:i/>
+        </w:rPr>
+        <w:t xml:space="preserve">engine </w:t>
+      </w:r>
+      <w:r>
+        <w:rPr>
+          <w:i/>
+        </w:rPr>
+        <w:t xml:space="preserve">(driving force) </w:t>
+      </w:r>
+      <w:r>
+        <w:rPr>
+          <w:i/>
+        </w:rPr>
+        <w:t xml:space="preserve">of willpower, which is </w:t>
+      </w:r>
+      <w:r>
+        <w:rPr>
+          <w:i/>
+        </w:rPr>
+        <w:t xml:space="preserve">the one </w:t>
+      </w:r>
+      <w:r>
+        <w:rPr>
+          <w:i/>
+        </w:rPr>
+        <w:t>just before willpower but is not different from willpower. In other words, existen</w:t>
+      </w:r>
+      <w:r>
+        <w:rPr>
+          <w:i/>
+        </w:rPr>
+        <w:t>ce</w:t>
+      </w:r>
+      <w:r>
+        <w:rPr>
+          <w:i/>
+        </w:rPr>
+        <w:t xml:space="preserve"> justificat</w:t>
+      </w:r>
+      <w:r>
+        <w:rPr>
+          <w:i/>
+        </w:rPr>
+        <w:t>ion is the essence of willpower</w:t>
+      </w:r>
+      <w:r>
+        <w:t>”</w:t>
+      </w:r>
+      <w:r>
+        <w:t>.</w:t>
+      </w:r>
+    </w:p>
+    <w:p/>
+    <w:p>
+      <w:r>
+        <w:t>Therefore:</w:t>
+      </w:r>
+    </w:p>
+    <w:p>
+      <w:r>
+        <w:t>“</w:t>
+      </w:r>
+      <w:r>
+        <w:rPr>
+          <w:i/>
+        </w:rPr>
+        <w:t>Idea</w:t>
+      </w:r>
+      <w:r>
+        <w:rPr>
+          <w:i/>
+        </w:rPr>
+        <w:t xml:space="preserve"> and willpower are</w:t>
+      </w:r>
+      <w:r>
+        <w:rPr>
+          <w:i/>
+        </w:rPr>
+        <w:t xml:space="preserve"> integrated into the </w:t>
+      </w:r>
+      <w:r>
+        <w:rPr>
+          <w:i/>
+        </w:rPr>
+        <w:t>one</w:t>
+      </w:r>
+      <w:r>
+        <w:rPr>
+          <w:i/>
+        </w:rPr>
+        <w:t xml:space="preserve">, and willpower is the justification for the existence of </w:t>
+      </w:r>
+      <w:r>
+        <w:rPr>
+          <w:i/>
+        </w:rPr>
+        <w:t>I</w:t>
+      </w:r>
+      <w:r>
+        <w:rPr>
+          <w:i/>
+        </w:rPr>
+        <w:t>dea</w:t>
+      </w:r>
+      <w:r>
+        <w:rPr>
+          <w:i/>
+        </w:rPr>
+        <w:t xml:space="preserve"> (existence justification of Idea)</w:t>
+      </w:r>
+      <w:r>
+        <w:rPr>
+          <w:i/>
+        </w:rPr>
+        <w:t>. Human willpower is called</w:t>
+      </w:r>
+      <w:r>
+        <w:rPr>
+          <w:i/>
+        </w:rPr>
+        <w:t xml:space="preserve"> free will</w:t>
+      </w:r>
+      <w:r>
+        <w:t>”</w:t>
+      </w:r>
+      <w:r>
+        <w:t>.</w:t>
+      </w:r>
+    </w:p>
+    <w:p/>
+    <w:p>
+      <w:r>
+        <w:t>In other words:</w:t>
+      </w:r>
+    </w:p>
+    <w:p>
+      <w:r>
+        <w:t>“</w:t>
+      </w:r>
+      <w:r>
+        <w:rPr>
+          <w:i/>
+        </w:rPr>
+        <w:t>Idea</w:t>
+      </w:r>
+      <w:r>
+        <w:rPr>
+          <w:i/>
+        </w:rPr>
         <w:t xml:space="preserve"> </w:t>
       </w:r>
       <w:r>
         <w:rPr>
           <w:i/>
         </w:rPr>
+        <w:t xml:space="preserve">is </w:t>
+      </w:r>
+      <w:r>
+        <w:rPr>
+          <w:i/>
+        </w:rPr>
+        <w:t xml:space="preserve">no different from willpower, no different from free will, no different from </w:t>
+      </w:r>
+      <w:r>
+        <w:rPr>
+          <w:i/>
+        </w:rPr>
+        <w:t xml:space="preserve">existence </w:t>
+      </w:r>
+      <w:r>
+        <w:rPr>
+          <w:i/>
+        </w:rPr>
         <w:t>justification</w:t>
       </w:r>
       <w:r>
-        <w:rPr>
-          <w:i/>
-        </w:rPr>
-        <w:t>)</w:t>
-      </w:r>
-      <w:r>
         <w:t>”</w:t>
       </w:r>
       <w:r>
@@ -976,126 +1326,114 @@
     <w:p/>
     <w:p>
       <w:r>
-        <w:t>Accordingly:</w:t>
-      </w:r>
-    </w:p>
-    <w:p>
-      <w:r>
-        <w:rPr>
-          <w:i/>
-        </w:rPr>
-        <w:t>“Existence</w:t>
-      </w:r>
-      <w:r>
-        <w:rPr>
-          <w:i/>
-        </w:rPr>
-        <w:t xml:space="preserve"> justification is the justification for existence, the reason</w:t>
-      </w:r>
-      <w:r>
-        <w:rPr>
-          <w:i/>
-        </w:rPr>
-        <w:t>ing</w:t>
-      </w:r>
-      <w:r>
-        <w:rPr>
-          <w:i/>
-        </w:rPr>
-        <w:t xml:space="preserve"> for existence, the reason for existence, the struggle for existence, the purpose of existence of an entity, the desire for existence of an entity. F</w:t>
-      </w:r>
-      <w:r>
-        <w:rPr>
-          <w:i/>
-        </w:rPr>
-        <w:t>urthermore, although existence</w:t>
-      </w:r>
-      <w:r>
-        <w:rPr>
-          <w:i/>
-        </w:rPr>
-        <w:t xml:space="preserve"> justification is considered as willpower, it can also be considered as the </w:t>
-      </w:r>
-      <w:r>
-        <w:rPr>
-          <w:i/>
-        </w:rPr>
-        <w:t xml:space="preserve">motivation or </w:t>
-      </w:r>
-      <w:r>
-        <w:rPr>
-          <w:i/>
-        </w:rPr>
-        <w:t xml:space="preserve">engine </w:t>
-      </w:r>
-      <w:r>
-        <w:rPr>
-          <w:i/>
-        </w:rPr>
-        <w:t>(</w:t>
-      </w:r>
-      <w:r>
-        <w:rPr>
-          <w:i/>
-        </w:rPr>
-        <w:t>driving force</w:t>
-      </w:r>
-      <w:r>
-        <w:rPr>
-          <w:i/>
-        </w:rPr>
-        <w:t xml:space="preserve">) </w:t>
-      </w:r>
-      <w:r>
-        <w:rPr>
-          <w:i/>
-        </w:rPr>
-        <w:t xml:space="preserve">of willpower, which is </w:t>
-      </w:r>
-      <w:r>
-        <w:rPr>
-          <w:i/>
-        </w:rPr>
-        <w:t xml:space="preserve">the one </w:t>
-      </w:r>
-      <w:r>
-        <w:rPr>
-          <w:i/>
-        </w:rPr>
-        <w:t>just before willpower but is not different from willpower. In other words, existen</w:t>
-      </w:r>
-      <w:r>
-        <w:rPr>
-          <w:i/>
-        </w:rPr>
-        <w:t>ce</w:t>
-      </w:r>
-      <w:r>
-        <w:rPr>
-          <w:i/>
-        </w:rPr>
-        <w:t xml:space="preserve"> justificat</w:t>
-      </w:r>
-      <w:r>
-        <w:rPr>
-          <w:i/>
-        </w:rPr>
-        <w:t>ion is the essence of willpower</w:t>
-      </w:r>
-      <w:r>
-        <w:t>”</w:t>
-      </w:r>
-      <w:r>
-        <w:t>.</w:t>
+        <w:t>Now the rule of law belongs to the spiritual world:</w:t>
+      </w:r>
+    </w:p>
+    <w:p>
+      <w:r>
+        <w:lastRenderedPageBreak/>
+        <w:t>“</w:t>
+      </w:r>
+      <w:r>
+        <w:rPr>
+          <w:i/>
+        </w:rPr>
+        <w:t xml:space="preserve">The rule of law is an </w:t>
+      </w:r>
+      <w:r>
+        <w:rPr>
+          <w:i/>
+        </w:rPr>
+        <w:t>I</w:t>
+      </w:r>
+      <w:r>
+        <w:rPr>
+          <w:i/>
+        </w:rPr>
+        <w:t xml:space="preserve">dea, and is called the </w:t>
+      </w:r>
+      <w:r>
+        <w:rPr>
+          <w:i/>
+        </w:rPr>
+        <w:t>I</w:t>
+      </w:r>
+      <w:r>
+        <w:rPr>
+          <w:i/>
+        </w:rPr>
+        <w:t xml:space="preserve">dea of the rule of law because of the hidden existence of justification. We can also understand the rule of law as a label that sticks to the </w:t>
+      </w:r>
+      <w:r>
+        <w:rPr>
+          <w:i/>
+        </w:rPr>
+        <w:t>I</w:t>
+      </w:r>
+      <w:r>
+        <w:rPr>
+          <w:i/>
+        </w:rPr>
+        <w:t xml:space="preserve">dea in the right place of free will, or more precisely, the rule of law is a perspective on the </w:t>
+      </w:r>
+      <w:r>
+        <w:rPr>
+          <w:i/>
+        </w:rPr>
+        <w:t>I</w:t>
+      </w:r>
+      <w:r>
+        <w:rPr>
+          <w:i/>
+        </w:rPr>
+        <w:t>dea at the place of “</w:t>
+      </w:r>
+      <w:r>
+        <w:rPr>
+          <w:i/>
+        </w:rPr>
+        <w:t xml:space="preserve">existence </w:t>
+      </w:r>
+      <w:r>
+        <w:rPr>
+          <w:i/>
+        </w:rPr>
+        <w:t xml:space="preserve">justification” to express/develop reasoning, carry out a great struggle, a great justification in a great court which is the objective spirit/absolute spirit (phenomenology of spirit), and if that justification is not rational, the </w:t>
+      </w:r>
+      <w:r>
+        <w:rPr>
+          <w:i/>
+        </w:rPr>
+        <w:t>I</w:t>
+      </w:r>
+      <w:r>
+        <w:rPr>
+          <w:i/>
+        </w:rPr>
+        <w:t>dea/rule of law is</w:t>
+      </w:r>
+      <w:r>
+        <w:rPr>
+          <w:i/>
+        </w:rPr>
+        <w:t xml:space="preserve"> destroyed – that is punishment</w:t>
+      </w:r>
+      <w:r>
+        <w:t>”.</w:t>
       </w:r>
     </w:p>
     <w:p/>
     <w:p>
       <w:r>
-        <w:t>Therefore:</w:t>
-      </w:r>
-    </w:p>
-    <w:p>
+        <w:t>From that I concluded that:</w:t>
+      </w:r>
+    </w:p>
+    <w:p>
+      <w:pPr>
+        <w:rPr>
+          <w:rFonts w:cs="Times New Roman"/>
+        </w:rPr>
+      </w:pPr>
       <w:r>
         <w:t>“</w:t>
       </w:r>
@@ -1103,84 +1441,7 @@
         <w:rPr>
           <w:i/>
         </w:rPr>
-        <w:t>Idea</w:t>
-      </w:r>
-      <w:r>
-        <w:rPr>
-          <w:i/>
-        </w:rPr>
-        <w:t xml:space="preserve"> and willpower are</w:t>
-      </w:r>
-      <w:r>
-        <w:rPr>
-          <w:i/>
-        </w:rPr>
-        <w:t xml:space="preserve"> integrated into the </w:t>
-      </w:r>
-      <w:r>
-        <w:rPr>
-          <w:i/>
-        </w:rPr>
-        <w:t>one</w:t>
-      </w:r>
-      <w:r>
-        <w:rPr>
-          <w:i/>
-        </w:rPr>
-        <w:t xml:space="preserve">, and willpower is the justification for the existence of </w:t>
-      </w:r>
-      <w:r>
-        <w:rPr>
-          <w:i/>
-        </w:rPr>
-        <w:t>I</w:t>
-      </w:r>
-      <w:r>
-        <w:rPr>
-          <w:i/>
-        </w:rPr>
-        <w:t>dea</w:t>
-      </w:r>
-      <w:r>
-        <w:rPr>
-          <w:i/>
-        </w:rPr>
-        <w:t xml:space="preserve"> (existence justification of Idea)</w:t>
-      </w:r>
-      <w:r>
-        <w:rPr>
-          <w:i/>
-        </w:rPr>
-        <w:t>. Human willpower is called</w:t>
-      </w:r>
-      <w:r>
-        <w:rPr>
-          <w:i/>
-        </w:rPr>
-        <w:t xml:space="preserve"> free will</w:t>
-      </w:r>
-      <w:r>
-        <w:t>”</w:t>
-      </w:r>
-      <w:r>
-        <w:t>.</w:t>
-      </w:r>
-    </w:p>
-    <w:p/>
-    <w:p>
-      <w:r>
-        <w:t>In other words:</w:t>
-      </w:r>
-    </w:p>
-    <w:p>
-      <w:r>
-        <w:t>“</w:t>
-      </w:r>
-      <w:r>
-        <w:rPr>
-          <w:i/>
-        </w:rPr>
-        <w:t>Idea</w:t>
+        <w:t>Hegel’s</w:t>
       </w:r>
       <w:r>
         <w:rPr>
@@ -1192,255 +1453,85 @@
         <w:rPr>
           <w:i/>
         </w:rPr>
+        <w:t xml:space="preserve">philosophy of </w:t>
+      </w:r>
+      <w:r>
+        <w:rPr>
+          <w:i/>
+        </w:rPr>
+        <w:t xml:space="preserve">law </w:t>
+      </w:r>
+      <w:r>
+        <w:rPr>
+          <w:i/>
+        </w:rPr>
+        <w:t xml:space="preserve">(rule of law) </w:t>
+      </w:r>
+      <w:r>
+        <w:rPr>
+          <w:i/>
+        </w:rPr>
+        <w:t xml:space="preserve">has the miraculous property of spreading </w:t>
+      </w:r>
+      <w:r>
+        <w:rPr>
+          <w:i/>
+        </w:rPr>
+        <w:t xml:space="preserve">(making spectrum) </w:t>
+      </w:r>
+      <w:r>
+        <w:rPr>
+          <w:i/>
+        </w:rPr>
+        <w:t xml:space="preserve">from abstract law </w:t>
+      </w:r>
+      <w:r>
+        <w:rPr>
+          <w:rFonts w:cs="Times New Roman"/>
+          <w:i/>
+        </w:rPr>
+        <w:t xml:space="preserve">to </w:t>
+      </w:r>
+      <w:r>
+        <w:rPr>
+          <w:i/>
+        </w:rPr>
+        <w:t xml:space="preserve">morality &amp; ethics </w:t>
+      </w:r>
+      <w:r>
+        <w:rPr>
+          <w:rFonts w:cs="Times New Roman"/>
+          <w:i/>
+        </w:rPr>
+        <w:t xml:space="preserve">to positive law and the law spectrum </w:t>
+      </w:r>
+      <w:r>
+        <w:rPr>
+          <w:rFonts w:cs="Times New Roman"/>
+          <w:i/>
+        </w:rPr>
+        <w:t xml:space="preserve">(spectrum of rule of law) </w:t>
+      </w:r>
+      <w:r>
+        <w:rPr>
+          <w:rFonts w:cs="Times New Roman"/>
+          <w:i/>
+        </w:rPr>
         <w:t xml:space="preserve">is </w:t>
       </w:r>
       <w:r>
         <w:rPr>
-          <w:i/>
-        </w:rPr>
-        <w:t xml:space="preserve">no different from willpower, no different from free will, no different from </w:t>
-      </w:r>
-      <w:r>
-        <w:rPr>
-          <w:i/>
-        </w:rPr>
-        <w:t xml:space="preserve">existence </w:t>
-      </w:r>
-      <w:r>
-        <w:rPr>
-          <w:i/>
-        </w:rPr>
-        <w:t>justification</w:t>
-      </w:r>
-      <w:r>
-        <w:t>”</w:t>
-      </w:r>
-      <w:r>
-        <w:t>.</w:t>
-      </w:r>
-    </w:p>
-    <w:p/>
-    <w:p>
-      <w:r>
-        <w:t>Now the rule of law belongs to the spiritual world:</w:t>
-      </w:r>
-    </w:p>
-    <w:p>
-      <w:r>
-        <w:t>“</w:t>
-      </w:r>
-      <w:r>
-        <w:rPr>
-          <w:i/>
-        </w:rPr>
-        <w:t xml:space="preserve">The rule of law is an </w:t>
-      </w:r>
-      <w:r>
-        <w:rPr>
-          <w:i/>
-        </w:rPr>
-        <w:t>I</w:t>
-      </w:r>
-      <w:r>
-        <w:rPr>
-          <w:i/>
-        </w:rPr>
-        <w:t xml:space="preserve">dea, and is called the </w:t>
-      </w:r>
-      <w:r>
-        <w:rPr>
-          <w:i/>
-        </w:rPr>
-        <w:t>I</w:t>
-      </w:r>
-      <w:r>
-        <w:rPr>
-          <w:i/>
-        </w:rPr>
-        <w:t xml:space="preserve">dea of the rule of law because of the hidden existence of justification. We can also understand the rule of law as a label that sticks to the </w:t>
-      </w:r>
-      <w:r>
-        <w:rPr>
-          <w:i/>
-        </w:rPr>
-        <w:t>I</w:t>
-      </w:r>
-      <w:r>
-        <w:rPr>
-          <w:i/>
-        </w:rPr>
-        <w:t xml:space="preserve">dea in the right place of free will, or more precisely, the rule of law is a perspective on the </w:t>
-      </w:r>
-      <w:r>
-        <w:rPr>
-          <w:i/>
-        </w:rPr>
-        <w:t>I</w:t>
-      </w:r>
-      <w:r>
-        <w:rPr>
-          <w:i/>
-        </w:rPr>
-        <w:t>dea at the place of “</w:t>
-      </w:r>
-      <w:r>
-        <w:rPr>
-          <w:i/>
-        </w:rPr>
-        <w:t>existence</w:t>
-      </w:r>
-      <w:r>
-        <w:rPr>
-          <w:i/>
-        </w:rPr>
-        <w:t xml:space="preserve"> </w:t>
-      </w:r>
-      <w:r>
-        <w:rPr>
-          <w:i/>
-        </w:rPr>
-        <w:t xml:space="preserve">justification” to express/develop reasoning, carry out a great struggle, a great justification in a great court which is the objective spirit/absolute spirit (phenomenology of spirit), and if that justification is not rational, the </w:t>
-      </w:r>
-      <w:r>
-        <w:rPr>
-          <w:i/>
-        </w:rPr>
-        <w:t>I</w:t>
-      </w:r>
-      <w:r>
-        <w:rPr>
-          <w:i/>
-        </w:rPr>
-        <w:t>dea/rule of law is</w:t>
-      </w:r>
-      <w:r>
-        <w:rPr>
-          <w:i/>
-        </w:rPr>
-        <w:t xml:space="preserve"> destroyed – that is punishment</w:t>
-      </w:r>
-      <w:r>
-        <w:t>”.</w:t>
-      </w:r>
-    </w:p>
-    <w:p/>
-    <w:p>
-      <w:r>
-        <w:lastRenderedPageBreak/>
-        <w:t>From that I concluded that:</w:t>
-      </w:r>
-    </w:p>
-    <w:p>
-      <w:pPr>
-        <w:rPr>
           <w:rFonts w:cs="Times New Roman"/>
-        </w:rPr>
-      </w:pPr>
-      <w:r>
-        <w:t>“</w:t>
-      </w:r>
-      <w:r>
-        <w:rPr>
-          <w:i/>
-        </w:rPr>
-        <w:t>Hegel’s</w:t>
-      </w:r>
-      <w:r>
-        <w:rPr>
-          <w:i/>
-        </w:rPr>
-        <w:t xml:space="preserve"> </w:t>
-      </w:r>
-      <w:r>
-        <w:rPr>
-          <w:i/>
-        </w:rPr>
-        <w:t xml:space="preserve">philosophy of </w:t>
-      </w:r>
-      <w:r>
-        <w:rPr>
-          <w:i/>
-        </w:rPr>
-        <w:t xml:space="preserve">law </w:t>
-      </w:r>
-      <w:r>
-        <w:rPr>
-          <w:i/>
-        </w:rPr>
-        <w:t xml:space="preserve">(rule of law) </w:t>
-      </w:r>
-      <w:r>
-        <w:rPr>
-          <w:i/>
-        </w:rPr>
-        <w:t xml:space="preserve">has the miraculous property of spreading </w:t>
-      </w:r>
-      <w:r>
-        <w:rPr>
-          <w:i/>
-        </w:rPr>
-        <w:t xml:space="preserve">(making spectrum) </w:t>
-      </w:r>
-      <w:r>
-        <w:rPr>
-          <w:i/>
-        </w:rPr>
-        <w:t xml:space="preserve">from abstract law </w:t>
+          <w:i/>
+        </w:rPr>
+        <w:t>simultaneously</w:t>
       </w:r>
       <w:r>
         <w:rPr>
           <w:rFonts w:cs="Times New Roman"/>
           <w:i/>
         </w:rPr>
-        <w:t xml:space="preserve">to </w:t>
-      </w:r>
-      <w:r>
-        <w:rPr>
-          <w:i/>
-        </w:rPr>
-        <w:t xml:space="preserve">morality &amp; ethics </w:t>
-      </w:r>
-      <w:r>
-        <w:rPr>
-          <w:rFonts w:cs="Times New Roman"/>
-          <w:i/>
-        </w:rPr>
-        <w:t xml:space="preserve">to positive law and the law spectrum </w:t>
-      </w:r>
-      <w:r>
-        <w:rPr>
-          <w:rFonts w:cs="Times New Roman"/>
-          <w:i/>
-        </w:rPr>
-        <w:t xml:space="preserve">(spectrum of rule of law) </w:t>
-      </w:r>
-      <w:r>
-        <w:rPr>
-          <w:rFonts w:cs="Times New Roman"/>
-          <w:i/>
-        </w:rPr>
-        <w:t xml:space="preserve">is </w:t>
-      </w:r>
-      <w:r>
-        <w:rPr>
-          <w:rFonts w:cs="Times New Roman"/>
-          <w:i/>
-        </w:rPr>
-        <w:t>simultaneously</w:t>
-      </w:r>
-      <w:r>
-        <w:rPr>
-          <w:rFonts w:cs="Times New Roman"/>
-          <w:i/>
-        </w:rPr>
-        <w:t xml:space="preserve"> </w:t>
-      </w:r>
-      <w:r>
-        <w:rPr>
-          <w:rFonts w:cs="Times New Roman"/>
-          <w:i/>
-        </w:rPr>
-        <w:t>reverse (</w:t>
+        <w:t xml:space="preserve"> reverse (</w:t>
       </w:r>
       <w:r>
         <w:rPr>
@@ -1701,6 +1792,7 @@
           <w:id w:val="-981310084"/>
           <w:citation/>
         </w:sdtPr>
+        <w:sdtEndPr/>
         <w:sdtContent>
           <w:r>
             <w:rPr>
@@ -1749,6 +1841,7 @@
           <w:id w:val="-1519999408"/>
           <w:citation/>
         </w:sdtPr>
+        <w:sdtEndPr/>
         <w:sdtContent>
           <w:r>
             <w:rPr>
@@ -1797,6 +1890,7 @@
           <w:id w:val="-1144202932"/>
           <w:citation/>
         </w:sdtPr>
+        <w:sdtEndPr/>
         <w:sdtContent>
           <w:r>
             <w:rPr>
@@ -1843,6 +1937,7 @@
     </w:p>
     <w:p>
       <w:r>
+        <w:lastRenderedPageBreak/>
         <w:t>“</w:t>
       </w:r>
       <w:r>
@@ -1998,635 +2093,632 @@
     <w:p/>
     <w:p>
       <w:r>
+        <w:t>Therefore, Hegel could not deny the material world, so he mapped the material world (the first natural world) to the spiritual world (the second natural world) while still preserving the natural, constant, inherent nature. Therefore, Hegel</w:t>
+      </w:r>
+      <w:r>
+        <w:t>’</w:t>
+      </w:r>
+      <w:r>
+        <w:t>s rule of law</w:t>
+      </w:r>
+      <w:r>
+        <w:t xml:space="preserve"> (philosophy of law)</w:t>
+      </w:r>
+      <w:r>
+        <w:t xml:space="preserve">, although coherent in the spiritual world, only applies to social history, although this is still correct and sufficient. However, it is interesting and useful to extend the rule of law to the material world (the first natural world) without </w:t>
+      </w:r>
+      <w:r>
+        <w:t xml:space="preserve">any more perfect way </w:t>
+      </w:r>
+      <w:r>
+        <w:t xml:space="preserve">than unifying matter and consciousness. Accordingly, I propose the </w:t>
+      </w:r>
+      <w:r>
+        <w:t>T</w:t>
+      </w:r>
+      <w:r>
+        <w:t xml:space="preserve">heory of </w:t>
+      </w:r>
+      <w:r>
+        <w:t>I</w:t>
+      </w:r>
+      <w:r>
+        <w:t>deas as follows:</w:t>
+      </w:r>
+    </w:p>
+    <w:p>
+      <w:r>
+        <w:t>“</w:t>
+      </w:r>
+      <w:r>
+        <w:rPr>
+          <w:i/>
+        </w:rPr>
+        <w:t>The world is an Idea, human being is an Idea, a tree is an Idea, an axiom is an Idea, everything is Idea. Every Idea “is”, “lives in” or “imagines/deludes in” its own copy of the world and each copy is unreal but also real because these are bubbles. Only I, as an Idea, by means of free will (willpower), justify my existence for myself and then transform such my existence justification into existence justifications for countless other Ideas but the bubbles of Ideas are unknowable (non-existent) to me; this is the core of the theory of Ideas, in which Consciousness (Geist, Spirit) and Matter are the same or unified in one thing, eclectically stating that the boundary between Matter and Consciousness is gradually blurring. Philosophy of law studies true law Idea as a reference for positive law and studies law Idea with free will as a reference to its existence justification</w:t>
+      </w:r>
+      <w:r>
+        <w:t>”</w:t>
+      </w:r>
+      <w:r>
+        <w:t>.</w:t>
+      </w:r>
+    </w:p>
+    <w:p/>
+    <w:p>
+      <w:r>
+        <w:t>Therefore:</w:t>
+      </w:r>
+    </w:p>
+    <w:p>
+      <w:r>
+        <w:t>“</w:t>
+      </w:r>
+      <w:r>
+        <w:rPr>
+          <w:i/>
+        </w:rPr>
+        <w:t>T</w:t>
+      </w:r>
+      <w:r>
+        <w:rPr>
+          <w:i/>
+        </w:rPr>
+        <w:t xml:space="preserve">heory of </w:t>
+      </w:r>
+      <w:r>
+        <w:rPr>
+          <w:i/>
+        </w:rPr>
+        <w:t>I</w:t>
+      </w:r>
+      <w:r>
+        <w:rPr>
+          <w:i/>
+        </w:rPr>
+        <w:t xml:space="preserve">deas monopolizes a particular person A as an </w:t>
+      </w:r>
+      <w:r>
+        <w:rPr>
+          <w:i/>
+        </w:rPr>
+        <w:t>I</w:t>
+      </w:r>
+      <w:r>
+        <w:rPr>
+          <w:i/>
+        </w:rPr>
+        <w:t xml:space="preserve">dea A, a bubble of </w:t>
+      </w:r>
+      <w:r>
+        <w:rPr>
+          <w:i/>
+        </w:rPr>
+        <w:t>I</w:t>
+      </w:r>
+      <w:r>
+        <w:rPr>
+          <w:i/>
+        </w:rPr>
+        <w:t xml:space="preserve">dea A that contains everything, and this bubble of human </w:t>
+      </w:r>
+      <w:r>
+        <w:rPr>
+          <w:i/>
+        </w:rPr>
+        <w:t>I</w:t>
+      </w:r>
+      <w:r>
+        <w:rPr>
+          <w:i/>
+        </w:rPr>
+        <w:t xml:space="preserve">dea A is a bubble of the universe A, in which everything in the bubble of the universe A changes continuously, intentionally randomly by the continuous, intentionally </w:t>
+      </w:r>
+      <w:r>
+        <w:rPr>
+          <w:i/>
+        </w:rPr>
+        <w:t>random</w:t>
+      </w:r>
+      <w:r>
+        <w:rPr>
+          <w:i/>
+        </w:rPr>
+        <w:t xml:space="preserve"> interference between </w:t>
+      </w:r>
+      <w:r>
+        <w:rPr>
+          <w:i/>
+        </w:rPr>
+        <w:t>I</w:t>
+      </w:r>
+      <w:r>
+        <w:rPr>
+          <w:i/>
+        </w:rPr>
+        <w:t xml:space="preserve">dea A and all other </w:t>
+      </w:r>
+      <w:r>
+        <w:rPr>
+          <w:i/>
+        </w:rPr>
+        <w:t>I</w:t>
+      </w:r>
+      <w:r>
+        <w:rPr>
+          <w:i/>
+        </w:rPr>
+        <w:t xml:space="preserve">deas. In other words, person A “creates” (“feels”) everything in bubble A by interference of </w:t>
+      </w:r>
+      <w:r>
+        <w:rPr>
+          <w:i/>
+        </w:rPr>
+        <w:t>I</w:t>
+      </w:r>
+      <w:r>
+        <w:rPr>
+          <w:i/>
+        </w:rPr>
+        <w:t xml:space="preserve">deas, and that everything is </w:t>
+      </w:r>
+      <w:r>
+        <w:rPr>
+          <w:i/>
+        </w:rPr>
+        <w:t>I</w:t>
+      </w:r>
+      <w:r>
+        <w:rPr>
+          <w:i/>
+        </w:rPr>
+        <w:t xml:space="preserve">dea, which, in Hegel’s words, is created by </w:t>
+      </w:r>
+      <w:r>
+        <w:rPr>
+          <w:i/>
+        </w:rPr>
+        <w:t>the</w:t>
+      </w:r>
+      <w:r>
+        <w:rPr>
+          <w:i/>
+        </w:rPr>
+        <w:t xml:space="preserve"> trick of reason through person A, but in fact there is no real trick of reason in </w:t>
+      </w:r>
+      <w:r>
+        <w:rPr>
+          <w:i/>
+        </w:rPr>
+        <w:t>T</w:t>
+      </w:r>
+      <w:r>
+        <w:rPr>
+          <w:i/>
+        </w:rPr>
+        <w:t xml:space="preserve">heory of </w:t>
+      </w:r>
+      <w:r>
+        <w:rPr>
+          <w:i/>
+        </w:rPr>
+        <w:t>I</w:t>
+      </w:r>
+      <w:r>
+        <w:rPr>
+          <w:i/>
+        </w:rPr>
+        <w:t xml:space="preserve">deas because </w:t>
+      </w:r>
+      <w:r>
+        <w:rPr>
+          <w:i/>
+        </w:rPr>
+        <w:t>I</w:t>
+      </w:r>
+      <w:r>
+        <w:rPr>
+          <w:i/>
+        </w:rPr>
+        <w:t>dea A “creates” (“feels”) everything,</w:t>
+      </w:r>
+      <w:r>
+        <w:rPr>
+          <w:i/>
+        </w:rPr>
+        <w:t xml:space="preserve"> bubble A contains everything</w:t>
+      </w:r>
+      <w:r>
+        <w:t>”</w:t>
+      </w:r>
+      <w:r>
+        <w:t>.</w:t>
+      </w:r>
+    </w:p>
+    <w:p/>
+    <w:p>
+      <w:r>
+        <w:t>Therefore:</w:t>
+      </w:r>
+    </w:p>
+    <w:p>
+      <w:r>
+        <w:t>“</w:t>
+      </w:r>
+      <w:r>
+        <w:rPr>
+          <w:i/>
+        </w:rPr>
+        <w:t xml:space="preserve">With the </w:t>
+      </w:r>
+      <w:r>
+        <w:rPr>
+          <w:i/>
+        </w:rPr>
+        <w:t xml:space="preserve">Theory </w:t>
+      </w:r>
+      <w:r>
+        <w:rPr>
+          <w:i/>
+        </w:rPr>
+        <w:t xml:space="preserve">of </w:t>
+      </w:r>
+      <w:r>
+        <w:rPr>
+          <w:i/>
+        </w:rPr>
+        <w:t>I</w:t>
+      </w:r>
+      <w:r>
+        <w:rPr>
+          <w:i/>
+        </w:rPr>
+        <w:t xml:space="preserve">deas, there is only one rule of law A with a bubble of </w:t>
+      </w:r>
+      <w:r>
+        <w:rPr>
+          <w:i/>
+        </w:rPr>
+        <w:t>Idea</w:t>
+      </w:r>
+      <w:r>
+        <w:rPr>
+          <w:i/>
+        </w:rPr>
+        <w:t xml:space="preserve"> A, which then spreads out in</w:t>
+      </w:r>
+      <w:r>
+        <w:rPr>
+          <w:i/>
+        </w:rPr>
+        <w:t>to an abstract rule of law A, a</w:t>
+      </w:r>
+      <w:r>
+        <w:rPr>
+          <w:i/>
+        </w:rPr>
+        <w:t xml:space="preserve"> </w:t>
+      </w:r>
+      <w:r>
+        <w:rPr>
+          <w:i/>
+        </w:rPr>
+        <w:t xml:space="preserve">morality </w:t>
+      </w:r>
+      <w:r>
+        <w:rPr>
+          <w:i/>
+        </w:rPr>
+        <w:t xml:space="preserve">A, an </w:t>
+      </w:r>
+      <w:r>
+        <w:rPr>
+          <w:i/>
+        </w:rPr>
+        <w:t xml:space="preserve">ethics </w:t>
+      </w:r>
+      <w:r>
+        <w:rPr>
+          <w:i/>
+        </w:rPr>
+        <w:t xml:space="preserve">A, then concretizes into </w:t>
+      </w:r>
+      <w:proofErr w:type="gramStart"/>
+      <w:r>
+        <w:rPr>
+          <w:i/>
+        </w:rPr>
+        <w:t>a</w:t>
+      </w:r>
+      <w:proofErr w:type="gramEnd"/>
+      <w:r>
+        <w:rPr>
+          <w:i/>
+        </w:rPr>
+        <w:t xml:space="preserve"> </w:t>
+      </w:r>
+      <w:r>
+        <w:rPr>
+          <w:i/>
+        </w:rPr>
+        <w:t>ethical</w:t>
+      </w:r>
+      <w:r>
+        <w:rPr>
+          <w:i/>
+        </w:rPr>
+        <w:t xml:space="preserve"> force A, then concretizes in detail into a family A to a civil society A to a state A, sublimating into the absolute spirit A</w:t>
+      </w:r>
+      <w:r>
+        <w:t>”.</w:t>
+      </w:r>
+    </w:p>
+    <w:p/>
+    <w:p>
+      <w:r>
+        <w:t>Accordingly, we also have:</w:t>
+      </w:r>
+    </w:p>
+    <w:p>
+      <w:r>
+        <w:t>“</w:t>
+      </w:r>
+      <w:r>
+        <w:rPr>
+          <w:i/>
+        </w:rPr>
+        <w:t xml:space="preserve">If bubble A is destroyed, everything, from abstract law A to state A to absolute spirit A, is destroyed, disappears like water bubbles, but this destruction does not exist for A because A is a </w:t>
+      </w:r>
+      <w:r>
+        <w:rPr>
+          <w:i/>
+        </w:rPr>
+        <w:t>universe</w:t>
+      </w:r>
+      <w:r>
+        <w:rPr>
+          <w:i/>
+        </w:rPr>
+        <w:t>/</w:t>
+      </w:r>
+      <w:r>
+        <w:rPr>
+          <w:i/>
+        </w:rPr>
+        <w:t>Idea</w:t>
+      </w:r>
+      <w:r>
+        <w:rPr>
+          <w:i/>
+        </w:rPr>
+        <w:t xml:space="preserve"> bubble and the existence of bubble A is due to A</w:t>
+      </w:r>
+      <w:r>
+        <w:rPr>
+          <w:i/>
+        </w:rPr>
+        <w:t>’</w:t>
+      </w:r>
+      <w:r>
+        <w:rPr>
+          <w:i/>
+        </w:rPr>
+        <w:t xml:space="preserve">s self-consciousness because human A, although unable to know other </w:t>
+      </w:r>
+      <w:r>
+        <w:rPr>
+          <w:i/>
+        </w:rPr>
+        <w:t>Idea</w:t>
+      </w:r>
+      <w:r>
+        <w:rPr>
+          <w:i/>
+        </w:rPr>
+        <w:t xml:space="preserve"> bubbles, is self-conscious of </w:t>
+      </w:r>
+      <w:r>
+        <w:rPr>
+          <w:i/>
+        </w:rPr>
+        <w:t>her/</w:t>
+      </w:r>
+      <w:r>
+        <w:rPr>
+          <w:i/>
+        </w:rPr>
+        <w:t>his own existence because A is within A i</w:t>
+      </w:r>
+      <w:r>
+        <w:rPr>
+          <w:i/>
+        </w:rPr>
+        <w:t>tself – I</w:t>
+      </w:r>
+      <w:r>
+        <w:rPr>
+          <w:i/>
+        </w:rPr>
+        <w:t xml:space="preserve"> </w:t>
+      </w:r>
+      <w:r>
+        <w:rPr>
+          <w:i/>
+        </w:rPr>
+        <w:t>am</w:t>
+      </w:r>
+      <w:r>
+        <w:rPr>
+          <w:i/>
+        </w:rPr>
+        <w:t xml:space="preserve"> within </w:t>
+      </w:r>
+      <w:r>
+        <w:rPr>
+          <w:i/>
+        </w:rPr>
+        <w:t>myself</w:t>
+      </w:r>
+      <w:r>
+        <w:rPr>
+          <w:i/>
+        </w:rPr>
+        <w:t xml:space="preserve">. </w:t>
+      </w:r>
+      <w:r>
+        <w:rPr>
+          <w:i/>
+        </w:rPr>
+        <w:t>Idea</w:t>
+      </w:r>
+      <w:r>
+        <w:rPr>
+          <w:i/>
+        </w:rPr>
+        <w:t xml:space="preserve"> bubble A only exists for </w:t>
+      </w:r>
+      <w:r>
+        <w:rPr>
+          <w:i/>
+        </w:rPr>
+        <w:t>Idea A</w:t>
+      </w:r>
+      <w:r>
+        <w:t>”</w:t>
+      </w:r>
+      <w:r>
+        <w:t>.</w:t>
+      </w:r>
+    </w:p>
+    <w:p/>
+    <w:p>
+      <w:r>
         <w:lastRenderedPageBreak/>
-        <w:t>Therefore, Hegel could not deny the material world, so he mapped the material world (the first natural world) to the spiritual world (the second natural world) while still preserving the natural, constant, inherent nature. Therefore, Hegel</w:t>
-      </w:r>
-      <w:r>
-        <w:t>’</w:t>
-      </w:r>
-      <w:r>
-        <w:t>s rule of law</w:t>
-      </w:r>
-      <w:r>
-        <w:t xml:space="preserve"> (philosophy of law)</w:t>
-      </w:r>
-      <w:r>
-        <w:t xml:space="preserve">, although coherent in the spiritual world, only applies to social history, although this is still correct and sufficient. However, it is interesting and useful to extend the rule of law to the material world (the first natural world) without </w:t>
-      </w:r>
-      <w:r>
-        <w:t xml:space="preserve">any more perfect way </w:t>
-      </w:r>
-      <w:r>
-        <w:t xml:space="preserve">than unifying matter and consciousness. Accordingly, I propose the </w:t>
-      </w:r>
-      <w:r>
+        <w:t>Furthermore, we infer that:</w:t>
+      </w:r>
+    </w:p>
+    <w:p>
+      <w:r>
+        <w:t>“</w:t>
+      </w:r>
+      <w:r>
+        <w:rPr>
+          <w:i/>
+        </w:rPr>
+        <w:t>Existence</w:t>
+      </w:r>
+      <w:r>
+        <w:rPr>
+          <w:i/>
+        </w:rPr>
+        <w:t xml:space="preserve"> justification is the anchor of the philosophy of law, and at the same time becomes the foundation of </w:t>
+      </w:r>
+      <w:r>
+        <w:rPr>
+          <w:i/>
+        </w:rPr>
         <w:t>T</w:t>
       </w:r>
       <w:r>
+        <w:rPr>
+          <w:i/>
+        </w:rPr>
         <w:t xml:space="preserve">heory of </w:t>
       </w:r>
       <w:r>
+        <w:rPr>
+          <w:i/>
+        </w:rPr>
         <w:t>I</w:t>
       </w:r>
       <w:r>
-        <w:t>deas as follows:</w:t>
-      </w:r>
-    </w:p>
-    <w:p>
-      <w:r>
-        <w:t>“</w:t>
-      </w:r>
-      <w:r>
-        <w:rPr>
-          <w:i/>
-        </w:rPr>
-        <w:t>The world is an Idea, human being is an Idea, a tree is an Idea, an axiom is an Idea, everything is Idea. Every Idea “is”, “lives in” or “imagines/deludes in” its own copy of the world and each copy is unreal but also real because these are bubbles. Only I, as an Idea, by means of free will (willpower), justify my existence for myself and then transform such my existence justification into existence justifications for countless other Ideas but the bubbles of Ideas are unknowable (non-existent) to me; this is the core of the theory of Ideas, in which Consciousness (Geist, Spirit) and Matter are the same or unified in one thing, eclectically stating that the boundary between Matter and Consciousness is gradually blurring. Philosophy of law studies true law Idea as a reference for positive law and studies law Idea with free will as a reference to its existence justification</w:t>
-      </w:r>
-      <w:r>
-        <w:t>”</w:t>
-      </w:r>
-      <w:r>
-        <w:t>.</w:t>
+        <w:rPr>
+          <w:i/>
+        </w:rPr>
+        <w:t xml:space="preserve">deas, thereby expanding the philosophy of law from the spiritual world to the material world for a simple reason, the </w:t>
+      </w:r>
+      <w:r>
+        <w:rPr>
+          <w:i/>
+        </w:rPr>
+        <w:t>T</w:t>
+      </w:r>
+      <w:r>
+        <w:rPr>
+          <w:i/>
+        </w:rPr>
+        <w:t xml:space="preserve">heory of </w:t>
+      </w:r>
+      <w:r>
+        <w:rPr>
+          <w:i/>
+        </w:rPr>
+        <w:t>I</w:t>
+      </w:r>
+      <w:r>
+        <w:rPr>
+          <w:i/>
+        </w:rPr>
+        <w:t xml:space="preserve">deas is unifying </w:t>
+      </w:r>
+      <w:r>
+        <w:rPr>
+          <w:i/>
+        </w:rPr>
+        <w:t>M</w:t>
+      </w:r>
+      <w:r>
+        <w:rPr>
+          <w:i/>
+        </w:rPr>
+        <w:t xml:space="preserve">atter and </w:t>
+      </w:r>
+      <w:r>
+        <w:rPr>
+          <w:i/>
+        </w:rPr>
+        <w:t>C</w:t>
+      </w:r>
+      <w:r>
+        <w:rPr>
+          <w:i/>
+        </w:rPr>
+        <w:t xml:space="preserve">onsciousness, there is only one world, that is, only one world of </w:t>
+      </w:r>
+      <w:r>
+        <w:rPr>
+          <w:i/>
+        </w:rPr>
+        <w:t>I</w:t>
+      </w:r>
+      <w:r>
+        <w:rPr>
+          <w:i/>
+        </w:rPr>
+        <w:t xml:space="preserve">deas with a specific person. Moreover, a specific person A is extended into a specific being A or more generally – a specific entity A, this is the general meaning of the </w:t>
+      </w:r>
+      <w:r>
+        <w:rPr>
+          <w:i/>
+        </w:rPr>
+        <w:t>T</w:t>
+      </w:r>
+      <w:r>
+        <w:rPr>
+          <w:i/>
+        </w:rPr>
+        <w:t xml:space="preserve">heory of </w:t>
+      </w:r>
+      <w:r>
+        <w:rPr>
+          <w:i/>
+        </w:rPr>
+        <w:t>Ideas</w:t>
+      </w:r>
+      <w:r>
+        <w:t>”.</w:t>
       </w:r>
     </w:p>
     <w:p/>
-    <w:p>
-      <w:r>
-        <w:t>Therefore:</w:t>
-      </w:r>
-    </w:p>
-    <w:p>
-      <w:r>
-        <w:t>“</w:t>
-      </w:r>
-      <w:r>
-        <w:rPr>
-          <w:i/>
-        </w:rPr>
-        <w:t>T</w:t>
-      </w:r>
-      <w:r>
-        <w:rPr>
-          <w:i/>
-        </w:rPr>
-        <w:t xml:space="preserve">heory of </w:t>
-      </w:r>
-      <w:r>
-        <w:rPr>
-          <w:i/>
-        </w:rPr>
-        <w:t>I</w:t>
-      </w:r>
-      <w:r>
-        <w:rPr>
-          <w:i/>
-        </w:rPr>
-        <w:t xml:space="preserve">deas monopolizes a particular person A as an </w:t>
-      </w:r>
-      <w:r>
-        <w:rPr>
-          <w:i/>
-        </w:rPr>
-        <w:t>I</w:t>
-      </w:r>
-      <w:r>
-        <w:rPr>
-          <w:i/>
-        </w:rPr>
-        <w:t xml:space="preserve">dea A, a bubble of </w:t>
-      </w:r>
-      <w:r>
-        <w:rPr>
-          <w:i/>
-        </w:rPr>
-        <w:t>I</w:t>
-      </w:r>
-      <w:r>
-        <w:rPr>
-          <w:i/>
-        </w:rPr>
-        <w:t xml:space="preserve">dea A that contains everything, and this bubble of human </w:t>
-      </w:r>
-      <w:r>
-        <w:rPr>
-          <w:i/>
-        </w:rPr>
-        <w:t>I</w:t>
-      </w:r>
-      <w:r>
-        <w:rPr>
-          <w:i/>
-        </w:rPr>
-        <w:t xml:space="preserve">dea A is a bubble of the universe A, in which everything in the bubble of the universe A changes continuously, intentionally randomly by the continuous, intentionally </w:t>
-      </w:r>
-      <w:r>
-        <w:rPr>
-          <w:i/>
-        </w:rPr>
-        <w:t>random</w:t>
-      </w:r>
-      <w:r>
-        <w:rPr>
-          <w:i/>
-        </w:rPr>
-        <w:t xml:space="preserve"> interference between </w:t>
-      </w:r>
-      <w:r>
-        <w:rPr>
-          <w:i/>
-        </w:rPr>
-        <w:t>I</w:t>
-      </w:r>
-      <w:r>
-        <w:rPr>
-          <w:i/>
-        </w:rPr>
-        <w:t xml:space="preserve">dea A and all other </w:t>
-      </w:r>
-      <w:r>
-        <w:rPr>
-          <w:i/>
-        </w:rPr>
-        <w:t>I</w:t>
-      </w:r>
-      <w:r>
-        <w:rPr>
-          <w:i/>
-        </w:rPr>
-        <w:t xml:space="preserve">deas. In other words, person A “creates” (“feels”) everything in bubble A by interference of </w:t>
-      </w:r>
-      <w:r>
-        <w:rPr>
-          <w:i/>
-        </w:rPr>
-        <w:t>I</w:t>
-      </w:r>
-      <w:r>
-        <w:rPr>
-          <w:i/>
-        </w:rPr>
-        <w:t xml:space="preserve">deas, and that everything is </w:t>
-      </w:r>
-      <w:r>
-        <w:rPr>
-          <w:i/>
-        </w:rPr>
-        <w:t>I</w:t>
-      </w:r>
-      <w:r>
-        <w:rPr>
-          <w:i/>
-        </w:rPr>
-        <w:t xml:space="preserve">dea, which, in Hegel’s words, is created by </w:t>
-      </w:r>
-      <w:r>
-        <w:rPr>
-          <w:i/>
-        </w:rPr>
-        <w:t>the</w:t>
-      </w:r>
-      <w:r>
-        <w:rPr>
-          <w:i/>
-        </w:rPr>
-        <w:t xml:space="preserve"> trick of reason through person A, but in fact there is no real trick of reason in </w:t>
-      </w:r>
-      <w:r>
-        <w:rPr>
-          <w:i/>
-        </w:rPr>
-        <w:t>T</w:t>
-      </w:r>
-      <w:r>
-        <w:rPr>
-          <w:i/>
-        </w:rPr>
-        <w:t xml:space="preserve">heory of </w:t>
-      </w:r>
-      <w:r>
-        <w:rPr>
-          <w:i/>
-        </w:rPr>
-        <w:t>I</w:t>
-      </w:r>
-      <w:r>
-        <w:rPr>
-          <w:i/>
-        </w:rPr>
-        <w:t xml:space="preserve">deas because </w:t>
-      </w:r>
-      <w:r>
-        <w:rPr>
-          <w:i/>
-        </w:rPr>
-        <w:t>I</w:t>
-      </w:r>
-      <w:r>
-        <w:rPr>
-          <w:i/>
-        </w:rPr>
-        <w:t>dea A “creates” (“feels”) everything,</w:t>
-      </w:r>
-      <w:r>
-        <w:rPr>
-          <w:i/>
-        </w:rPr>
-        <w:t xml:space="preserve"> bubble A contains everything</w:t>
-      </w:r>
-      <w:r>
-        <w:t>”</w:t>
-      </w:r>
-      <w:r>
-        <w:t>.</w:t>
-      </w:r>
-    </w:p>
-    <w:p/>
-    <w:p>
-      <w:r>
-        <w:t>Therefore:</w:t>
-      </w:r>
-    </w:p>
-    <w:p>
-      <w:r>
-        <w:t>“</w:t>
-      </w:r>
-      <w:r>
-        <w:rPr>
-          <w:i/>
-        </w:rPr>
-        <w:t xml:space="preserve">With the </w:t>
-      </w:r>
-      <w:r>
-        <w:rPr>
-          <w:i/>
-        </w:rPr>
-        <w:t xml:space="preserve">Theory </w:t>
-      </w:r>
-      <w:r>
-        <w:rPr>
-          <w:i/>
-        </w:rPr>
-        <w:t xml:space="preserve">of </w:t>
-      </w:r>
-      <w:r>
-        <w:rPr>
-          <w:i/>
-        </w:rPr>
-        <w:t>I</w:t>
-      </w:r>
-      <w:r>
-        <w:rPr>
-          <w:i/>
-        </w:rPr>
-        <w:t xml:space="preserve">deas, there is only one rule of law A with a bubble of </w:t>
-      </w:r>
-      <w:r>
-        <w:rPr>
-          <w:i/>
-        </w:rPr>
-        <w:t>Idea</w:t>
-      </w:r>
-      <w:r>
-        <w:rPr>
-          <w:i/>
-        </w:rPr>
-        <w:t xml:space="preserve"> A, which then spreads out in</w:t>
-      </w:r>
-      <w:r>
-        <w:rPr>
-          <w:i/>
-        </w:rPr>
-        <w:t>to an abstract rule of law A, a</w:t>
-      </w:r>
-      <w:r>
-        <w:rPr>
-          <w:i/>
-        </w:rPr>
-        <w:t xml:space="preserve"> </w:t>
-      </w:r>
-      <w:r>
-        <w:rPr>
-          <w:i/>
-        </w:rPr>
-        <w:t xml:space="preserve">morality </w:t>
-      </w:r>
-      <w:r>
-        <w:rPr>
-          <w:i/>
-        </w:rPr>
-        <w:t xml:space="preserve">A, an </w:t>
-      </w:r>
-      <w:r>
-        <w:rPr>
-          <w:i/>
-        </w:rPr>
-        <w:t xml:space="preserve">ethics </w:t>
-      </w:r>
-      <w:r>
-        <w:rPr>
-          <w:i/>
-        </w:rPr>
-        <w:t xml:space="preserve">A, then concretizes into </w:t>
-      </w:r>
-      <w:proofErr w:type="gramStart"/>
-      <w:r>
-        <w:rPr>
-          <w:i/>
-        </w:rPr>
-        <w:t>a</w:t>
-      </w:r>
-      <w:proofErr w:type="gramEnd"/>
-      <w:r>
-        <w:rPr>
-          <w:i/>
-        </w:rPr>
-        <w:t xml:space="preserve"> </w:t>
-      </w:r>
-      <w:r>
-        <w:rPr>
-          <w:i/>
-        </w:rPr>
-        <w:t>ethical</w:t>
-      </w:r>
-      <w:r>
-        <w:rPr>
-          <w:i/>
-        </w:rPr>
-        <w:t xml:space="preserve"> force A, then concretizes in detail into a family A to a civil society A to a state A, sublimating into the absolute spirit A</w:t>
-      </w:r>
-      <w:r>
-        <w:t>”.</w:t>
-      </w:r>
-    </w:p>
-    <w:p/>
-    <w:p>
-      <w:r>
-        <w:t>Accordingly, we also have:</w:t>
-      </w:r>
-    </w:p>
-    <w:p>
-      <w:r>
-        <w:t>“</w:t>
-      </w:r>
-      <w:r>
-        <w:rPr>
-          <w:i/>
-        </w:rPr>
-        <w:t xml:space="preserve">If bubble A is destroyed, everything, from abstract law A to state A to absolute spirit A, is destroyed, disappears like water bubbles, but this destruction does not exist for A because A is a </w:t>
-      </w:r>
-      <w:r>
-        <w:rPr>
-          <w:i/>
-        </w:rPr>
-        <w:t>universe</w:t>
-      </w:r>
-      <w:r>
-        <w:rPr>
-          <w:i/>
-        </w:rPr>
-        <w:t>/</w:t>
-      </w:r>
-      <w:r>
-        <w:rPr>
-          <w:i/>
-        </w:rPr>
-        <w:t>Idea</w:t>
-      </w:r>
-      <w:r>
-        <w:rPr>
-          <w:i/>
-        </w:rPr>
-        <w:t xml:space="preserve"> bubble and the existence of bubble A is due to A</w:t>
-      </w:r>
-      <w:r>
-        <w:rPr>
-          <w:i/>
-        </w:rPr>
-        <w:t>’</w:t>
-      </w:r>
-      <w:r>
-        <w:rPr>
-          <w:i/>
-        </w:rPr>
-        <w:t xml:space="preserve">s self-consciousness because human A, although unable to know other </w:t>
-      </w:r>
-      <w:r>
-        <w:rPr>
-          <w:i/>
-        </w:rPr>
-        <w:t>Idea</w:t>
-      </w:r>
-      <w:r>
-        <w:rPr>
-          <w:i/>
-        </w:rPr>
-        <w:t xml:space="preserve"> bubbles, is self-conscious of </w:t>
-      </w:r>
-      <w:r>
-        <w:rPr>
-          <w:i/>
-        </w:rPr>
-        <w:t>her/</w:t>
-      </w:r>
-      <w:r>
-        <w:rPr>
-          <w:i/>
-        </w:rPr>
-        <w:t>his own existence because A is within A i</w:t>
-      </w:r>
-      <w:r>
-        <w:rPr>
-          <w:i/>
-        </w:rPr>
-        <w:t>tself – I</w:t>
-      </w:r>
-      <w:r>
-        <w:rPr>
-          <w:i/>
-        </w:rPr>
-        <w:t xml:space="preserve"> </w:t>
-      </w:r>
-      <w:r>
-        <w:rPr>
-          <w:i/>
-        </w:rPr>
-        <w:t>am</w:t>
-      </w:r>
-      <w:r>
-        <w:rPr>
-          <w:i/>
-        </w:rPr>
-        <w:t xml:space="preserve"> within </w:t>
-      </w:r>
-      <w:r>
-        <w:rPr>
-          <w:i/>
-        </w:rPr>
-        <w:t>myself</w:t>
-      </w:r>
-      <w:r>
-        <w:rPr>
-          <w:i/>
-        </w:rPr>
-        <w:t xml:space="preserve">. </w:t>
-      </w:r>
-      <w:r>
-        <w:rPr>
-          <w:i/>
-        </w:rPr>
-        <w:t>Idea</w:t>
-      </w:r>
-      <w:r>
-        <w:rPr>
-          <w:i/>
-        </w:rPr>
-        <w:t xml:space="preserve"> bubble A only exists for </w:t>
-      </w:r>
-      <w:r>
-        <w:rPr>
-          <w:i/>
-        </w:rPr>
-        <w:t>Idea A</w:t>
-      </w:r>
-      <w:r>
-        <w:t>”</w:t>
-      </w:r>
-      <w:r>
-        <w:t>.</w:t>
-      </w:r>
-    </w:p>
-    <w:p/>
-    <w:p>
-      <w:r>
-        <w:t>Furthermore, we infer that:</w:t>
-      </w:r>
-    </w:p>
-    <w:p>
-      <w:r>
-        <w:t>“</w:t>
-      </w:r>
-      <w:r>
-        <w:rPr>
-          <w:i/>
-        </w:rPr>
-        <w:t>Existence</w:t>
-      </w:r>
-      <w:r>
-        <w:rPr>
-          <w:i/>
-        </w:rPr>
-        <w:t xml:space="preserve"> justification is the anchor of the philosophy of law, and at the same time becomes the foundation of </w:t>
-      </w:r>
-      <w:r>
-        <w:rPr>
-          <w:i/>
-        </w:rPr>
-        <w:t>T</w:t>
-      </w:r>
-      <w:r>
-        <w:rPr>
-          <w:i/>
-        </w:rPr>
-        <w:t xml:space="preserve">heory of </w:t>
-      </w:r>
-      <w:r>
-        <w:rPr>
-          <w:i/>
-        </w:rPr>
-        <w:t>I</w:t>
-      </w:r>
-      <w:r>
-        <w:rPr>
-          <w:i/>
-        </w:rPr>
-        <w:t xml:space="preserve">deas, thereby expanding the philosophy of law from the spiritual world to the material world for a simple reason, the </w:t>
-      </w:r>
-      <w:r>
-        <w:rPr>
-          <w:i/>
-        </w:rPr>
-        <w:t>T</w:t>
-      </w:r>
-      <w:r>
-        <w:rPr>
-          <w:i/>
-        </w:rPr>
-        <w:t xml:space="preserve">heory of </w:t>
-      </w:r>
-      <w:r>
-        <w:rPr>
-          <w:i/>
-        </w:rPr>
-        <w:t>I</w:t>
-      </w:r>
-      <w:r>
-        <w:rPr>
-          <w:i/>
-        </w:rPr>
-        <w:t xml:space="preserve">deas is unifying </w:t>
-      </w:r>
-      <w:r>
-        <w:rPr>
-          <w:i/>
-        </w:rPr>
-        <w:t>M</w:t>
-      </w:r>
-      <w:r>
-        <w:rPr>
-          <w:i/>
-        </w:rPr>
-        <w:t xml:space="preserve">atter and </w:t>
-      </w:r>
-      <w:r>
-        <w:rPr>
-          <w:i/>
-        </w:rPr>
-        <w:t>C</w:t>
-      </w:r>
-      <w:r>
-        <w:rPr>
-          <w:i/>
-        </w:rPr>
-        <w:t xml:space="preserve">onsciousness, there is only one world, that is, only one world of </w:t>
-      </w:r>
-      <w:r>
-        <w:rPr>
-          <w:i/>
-        </w:rPr>
-        <w:t>I</w:t>
-      </w:r>
-      <w:r>
-        <w:rPr>
-          <w:i/>
-        </w:rPr>
-        <w:t xml:space="preserve">deas with a specific person. Moreover, a specific person A is extended into a specific being A or more generally – a specific entity A, this is the general meaning of the </w:t>
-      </w:r>
-      <w:r>
-        <w:rPr>
-          <w:i/>
-        </w:rPr>
-        <w:t>T</w:t>
-      </w:r>
-      <w:r>
-        <w:rPr>
-          <w:i/>
-        </w:rPr>
-        <w:t xml:space="preserve">heory of </w:t>
-      </w:r>
-      <w:r>
-        <w:rPr>
-          <w:i/>
-        </w:rPr>
-        <w:t>Ideas</w:t>
-      </w:r>
-      <w:r>
-        <w:t>”.</w:t>
-      </w:r>
-    </w:p>
-    <w:p>
-      <w:bookmarkStart w:id="0" w:name="_GoBack"/>
-      <w:bookmarkEnd w:id="0"/>
-    </w:p>
     <w:p>
       <w:pPr>
         <w:rPr>
@@ -2641,7 +2733,6 @@
           <w:sz w:val="28"/>
           <w:szCs w:val="28"/>
         </w:rPr>
-        <w:lastRenderedPageBreak/>
         <w:t>Reference</w:t>
       </w:r>
     </w:p>
@@ -2753,7 +2844,7 @@
           <w:rPr>
             <w:noProof/>
           </w:rPr>
-          <w:t>4</w:t>
+          <w:t>1</w:t>
         </w:r>
         <w:r>
           <w:rPr>
@@ -3602,7 +3693,7 @@
 </file>
 
 <file path=customXml/itemProps1.xml><?xml version="1.0" encoding="utf-8"?>
-<ds:datastoreItem xmlns:ds="http://schemas.openxmlformats.org/officeDocument/2006/customXml" ds:itemID="{38E1E98E-8340-4D45-A780-B2D157D1A995}">
+<ds:datastoreItem xmlns:ds="http://schemas.openxmlformats.org/officeDocument/2006/customXml" ds:itemID="{9EF92B35-E65A-4781-81A9-9D45EDA3085D}">
   <ds:schemaRefs>
     <ds:schemaRef ds:uri="http://schemas.openxmlformats.org/officeDocument/2006/bibliography"/>
   </ds:schemaRefs>
